--- a/src/content/books/69-vaktsina-protiv-apokalipsisa-kak-videt-kogda-mir-osleplen/en.docx
+++ b/src/content/books/69-vaktsina-protiv-apokalipsisa-kak-videt-kogda-mir-osleplen/en.docx
@@ -2916,6 +2916,12 @@
         </w:rPr>
         <w:t>thing</w:t>
       </w:r>
+      <w:r>
+        <w:rPr>
+          <w:rStyle w:val="af"/>
+        </w:rPr>
+        <w:footnoteReference w:id="1"/>
+      </w:r>
       <w:proofErr w:type="spellEnd"/>
       <w:r>
         <w:rPr>
@@ -18193,6 +18199,22 @@
       </w:pPr>
       <w:r>
         <w:continuationSeparator/>
+      </w:r>
+    </w:p>
+  </w:footnote>
+  <w:footnote w:id="1">
+    <w:p>
+      <w:pPr>
+        <w:pStyle w:val="ad"/>
+      </w:pPr>
+      <w:r>
+        <w:rPr>
+          <w:rStyle w:val="af"/>
+        </w:rPr>
+        <w:footnoteRef/>
+      </w:r>
+      <w:r>
+        <w:t xml:space="preserve"> This is not an error; this is the language of the Creator.</w:t>
       </w:r>
     </w:p>
   </w:footnote>
